--- a/docs/maintenance/AI开发项目_新聊天启动说明.docx
+++ b/docs/maintenance/AI开发项目_新聊天启动说明.docx
@@ -120,6 +120,75 @@
       </w:pPr>
       <w:r>
         <w:t>下一轮只验证本轮修复：打开真实同步页后真实总时长/逐 App 时长回传、网页未绑定外置 App 可锁定、清空足迹后不复活、静止不新增多个地点、显示别名可保存。不要重测已成功的基础功能。</w:t>
+      </w:r>
+    </w:p>
+    <w:p>
+      <w:r>
+        <w:br w:type="page"/>
+      </w:r>
+    </w:p>
+    <w:p>
+      <w:pPr>
+        <w:pStyle w:val="Heading1"/>
+      </w:pPr>
+      <w:r>
+        <w:t>v812 当前交接补充（2026-08-06）</w:t>
+      </w:r>
+    </w:p>
+    <w:p>
+      <w:pPr>
+        <w:pStyle w:val="Heading2"/>
+      </w:pPr>
+      <w:r>
+        <w:t>当前状态</w:t>
+      </w:r>
+    </w:p>
+    <w:p>
+      <w:pPr>
+        <w:pStyle w:val="ListBullet"/>
+      </w:pPr>
+      <w:r>
+        <w:t>当前网页版本：v812 · 微信自主自然模式与电子宠物扩充。完整回归 129 个测试文件、296/296 项通过。</w:t>
+      </w:r>
+    </w:p>
+    <w:p>
+      <w:pPr>
+        <w:pStyle w:val="ListBullet"/>
+      </w:pPr>
+      <w:r>
+        <w:t>微信自然模式只在“设置 → 微信自然模式（测试）”开启后生效；稳定模式未改变。测试模式关闭亲密度、心情、猜疑、关系/行为规划和强制电话反应，但保留角色主动来电与锁软件真实执行。</w:t>
+      </w:r>
+    </w:p>
+    <w:p>
+      <w:pPr>
+        <w:pStyle w:val="ListBullet"/>
+      </w:pPr>
+      <w:r>
+        <w:t>电子宠物已进入正式发布资源：支持最多两只、多品种、五阶段、真实房间道具、拖动、照顾、共同照顾、换装与 6 款颈部装饰。</w:t>
+      </w:r>
+    </w:p>
+    <w:p>
+      <w:pPr>
+        <w:pStyle w:val="Heading2"/>
+      </w:pPr>
+      <w:r>
+        <w:t>下一轮优先验证</w:t>
+      </w:r>
+    </w:p>
+    <w:p>
+      <w:pPr>
+        <w:pStyle w:val="ListBullet"/>
+      </w:pPr>
+      <w:r>
+        <w:t>在微信测试按钮中使用同一角色连续聊普通日常、久未回复、拒接/挂断、主动来电、英文昵称 North 和明确锁软件六类场景，比较稳定模式与测试模式；重点看角色是否自主、是否仍会机械质问，以及锁软件是否真实落地。</w:t>
+      </w:r>
+    </w:p>
+    <w:p>
+      <w:pPr>
+        <w:pStyle w:val="ListBullet"/>
+      </w:pPr>
+      <w:r>
+        <w:t>宠物真机重点检查不同屏幕比例下衣帽间全身预览、新项圈层级、两只宠物拖动和睡眠姿势。不要重新采用已失败的心情数值微调或电话强制文案方案。</w:t>
       </w:r>
     </w:p>
     <w:sectPr>

--- a/docs/maintenance/AI开发项目_新聊天启动说明.docx
+++ b/docs/maintenance/AI开发项目_新聊天启动说明.docx
@@ -189,6 +189,90 @@
       </w:pPr>
       <w:r>
         <w:t>宠物真机重点检查不同屏幕比例下衣帽间全身预览、新项圈层级、两只宠物拖动和睡眠姿势。不要重新采用已失败的心情数值微调或电话强制文案方案。</w:t>
+      </w:r>
+    </w:p>
+    <w:p>
+      <w:r>
+        <w:br w:type="page"/>
+      </w:r>
+    </w:p>
+    <w:p>
+      <w:pPr>
+        <w:pStyle w:val="Heading1"/>
+      </w:pPr>
+      <w:r>
+        <w:t>v812 追加交接：自主模式后台链审计（2026-08-06）</w:t>
+      </w:r>
+    </w:p>
+    <w:p>
+      <w:r>
+        <w:t>继续开发前须知：微信自然模式不只是精简主提示词，还隔离了会替角色做决定的后台计时器、数值状态和通话专用规则。排查线上人机感时，优先检查是否有新的自动事件入口绕过 wechatNaturalOn。</w:t>
+      </w:r>
+    </w:p>
+    <w:p>
+      <w:pPr>
+        <w:pStyle w:val="ListBullet"/>
+      </w:pPr>
+      <w:r>
+        <w:t>自然模式：间隔/在线/天气/节日为事实，不默认产生情绪或催回复。</w:t>
+      </w:r>
+    </w:p>
+    <w:p>
+      <w:pPr>
+        <w:pStyle w:val="ListBullet"/>
+      </w:pPr>
+      <w:r>
+        <w:t>主动联系：角色可发消息、主动来电或保持安静；不得恢复随机查岗、固定当前活动或数值性格计划。</w:t>
+      </w:r>
+    </w:p>
+    <w:p>
+      <w:pPr>
+        <w:pStyle w:val="ListBullet"/>
+      </w:pPr>
+      <w:r>
+        <w:t>通话：不得恢复固定黏人、静默后自动委屈/重拨；技术性超时与真实通话方向仍保留。</w:t>
+      </w:r>
+    </w:p>
+    <w:p>
+      <w:pPr>
+        <w:pStyle w:val="ListBullet"/>
+      </w:pPr>
+      <w:r>
+        <w:t>状态：心情值、亲密度、疑虑、行为账本在自然模式中不能改变或参与回复决策。</w:t>
+      </w:r>
+    </w:p>
+    <w:p>
+      <w:pPr>
+        <w:pStyle w:val="ListBullet"/>
+      </w:pPr>
+      <w:r>
+        <w:t>核心保护：applyControlTags / extractControl 与软件锁授权不允许因自然模式重构而失效。</w:t>
+      </w:r>
+    </w:p>
+    <w:p>
+      <w:pPr>
+        <w:pStyle w:val="ListBullet"/>
+      </w:pPr>
+      <w:r>
+        <w:t>回归命令：node --test tests/*.test.mjs；重点关注 wechat-autonomy-mode、proactive-contact、call-format、companion-device-control。</w:t>
+      </w:r>
+    </w:p>
+    <w:p>
+      <w:pPr>
+        <w:pStyle w:val="Heading2"/>
+      </w:pPr>
+      <w:r>
+        <w:t>v812 追加交接：后台自主行为审计结果</w:t>
+      </w:r>
+    </w:p>
+    <w:p>
+      <w:r>
+        <w:t>已核对久未回复、后台闲置、追事、极端失联升级、通话沉默/挂断、节日自动消息、角色每日心情、心情值、亲密度与记仇状态。</w:t>
+      </w:r>
+    </w:p>
+    <w:p>
+      <w:r>
+        <w:t>自然模式中上述程序指定行为已停用或改为中性事实；用户显式设置的日程提醒、角色自主来电及软件锁执行仍保留。后续新增后台生成入口时必须同步加入自然模式回归测试。</w:t>
       </w:r>
     </w:p>
     <w:sectPr>

--- a/docs/maintenance/AI开发项目_新聊天启动说明.docx
+++ b/docs/maintenance/AI开发项目_新聊天启动说明.docx
@@ -353,6 +353,34 @@
         <w:t>本轮没有改软件锁、稳定外置 ID、内外绑定、统一限额或伴生命令链路；完整 Node 回归 318/318 通过。后续不得用旧分支覆盖 v823。</w:t>
       </w:r>
     </w:p>
+    <w:p>
+      <w:pPr>
+        <w:pStyle w:val="Heading1"/>
+      </w:pPr>
+      <w:r>
+        <w:t>当前版本补充：v824 · 三款非音乐型来电短铃（2026-08-06）</w:t>
+      </w:r>
+    </w:p>
+    <w:p>
+      <w:r>
+        <w:t>当前 Web 版本：v824。设置 → 偏好设置 → 来电铃声中的三段旧音乐型素材已全部替换，当前选项为叮咚轻铃、清脆双响、木质叮咚；点击选项仍会立即试听并保存。</w:t>
+      </w:r>
+    </w:p>
+    <w:p>
+      <w:r>
+        <w:t>本轮只替换独立来电 WAV、选择文案和缓存版本。来电触发/接通/挂断、主动拨号、消息提示音、角色自主行为、微信账号记忆隔离和稳定软件锁均未修改。</w:t>
+      </w:r>
+    </w:p>
+    <w:p>
+      <w:r>
+        <w:t>若手机仍听到旧音乐型铃声，先确认页面版本为 v824，再让新 Service Worker 完成一次刷新；不要先改电话播放逻辑。若三款区别不足，应优先检查实际下载到的 WAV 哈希和缓存，而不是重复调整选择按钮。</w:t>
+      </w:r>
+    </w:p>
+    <w:p>
+      <w:r>
+        <w:t>第一轮素材曾因循环接缝和低音款空档过长被测试拦截，未发布。最终素材针对性测试和完整 Node 回归 318/318 通过。继续修改电话声音前先读 Bug 42、Bug 49 和 v824 铃声规范。</w:t>
+      </w:r>
+    </w:p>
     <w:sectPr>
       <w:pgSz w:w="12240" w:h="15840"/>
       <w:pgMar w:top="1440" w:right="1800" w:bottom="1440" w:left="1800" w:header="720" w:footer="720" w:gutter="0"/>

--- a/docs/maintenance/AI开发项目_新聊天启动说明.docx
+++ b/docs/maintenance/AI开发项目_新聊天启动说明.docx
@@ -5611,6 +5611,29 @@
           <w:sz w:val="21"/>
         </w:rPr>
         <w:t>真机按顺序验收：普通微信回复和通话冒烟；微信与朋友圈的正确／异常内心标签都不可见；朋友圈评论能续上微信私聊且失败不伪造；立即模拟后退到后台收到真实通知，返回同一角色聊天页能看到同一条真实消息；连续切换网页和私人 App、多个页面及组件，观察温度、触摸和页面是否仍会半屏。</w:t>
+      </w:r>
+    </w:p>
+    <w:p>
+      <w:pPr>
+        <w:pStyle w:val="Heading1"/>
+      </w:pPr>
+      <w:r>
+        <w:t>2026-08-21 v1011 接手补充</w:t>
+      </w:r>
+    </w:p>
+    <w:p>
+      <w:r>
+        <w:t>当前候选基线为网页 v1011、私人 iOS 1.0.132 (132)、原生桥 25。AI 账户 phone-ai 位于邀请码项目 lovbzibismsjqvjujilz；真实 iPhone 伴生、后台任务和 APNs 仍只位于独立云 qvuahlqimcfgeoetosnl，禁止混用或覆盖。</w:t>
+      </w:r>
+    </w:p>
+    <w:p>
+      <w:r>
+        <w:t>本版三条根因已分离：语音 401 是新 AI 地址携带旧项目 Key；朋友圈失败是漏传角色主／副模型选择；立即后台测试失败发生在 profile-current 模型超时、尚未到 APNs。后续真机验收必须分别检查，不得再用一个现象解释另外两个。</w:t>
+      </w:r>
+    </w:p>
+    <w:p>
+      <w:r>
+        <w:t>接手后先只读核对 Git、独立云 phone-role-push ACTIVE v9、唯一 PhoneWeb.bundle 和 v1011／1.0.132 版本一致性。Mac 编译及真实 iPhone 验收未完成前，不得写成已通过。</w:t>
       </w:r>
     </w:p>
     <w:sectPr>

--- a/docs/maintenance/AI开发项目_新聊天启动说明.docx
+++ b/docs/maintenance/AI开发项目_新聊天启动说明.docx
@@ -5634,6 +5634,29 @@
     <w:p>
       <w:r>
         <w:t>接手后先只读核对 Git、独立云 phone-role-push ACTIVE v9、唯一 PhoneWeb.bundle 和 v1011／1.0.132 版本一致性。Mac 编译及真实 iPhone 验收未完成前，不得写成已通过。</w:t>
+      </w:r>
+    </w:p>
+    <w:p>
+      <w:pPr>
+        <w:pStyle w:val="Heading1"/>
+      </w:pPr>
+      <w:r>
+        <w:t>2026-08-21 v1012 接手补充</w:t>
+      </w:r>
+    </w:p>
+    <w:p>
+      <w:r>
+        <w:t>当前候选基线为网页 v1012、私人 iOS 1.0.133 (133)、原生桥 25。v1011 真机已经确认朋友圈真实回复和后台通知成功，禁止回退这两条链路；朋友圈永远不能用本地假回复补成功。</w:t>
+      </w:r>
+    </w:p>
+    <w:p>
+      <w:r>
+        <w:t>v1012 新增受保护点：内置语音后台迁移与 AI 身份重同步、朋友圈局部刷新、图片预解码、共同相册精确单张删除、重要照片收录、小事簿旧标签兼容、idb 头像恢复、伴生命令严格回执与一次短暂重试、18 秒并行定位和家庭位置 geofence。</w:t>
+      </w:r>
+    </w:p>
+    <w:p>
+      <w:r>
+        <w:t>接手后先只读核对 Git、唯一 PhoneWeb.bundle、v1012／1.0.133 版本以及 890／890 回归。Mac 编译与真实 iPhone 验收尚未完成；定位后台晚到并不等于前台权限失败，家庭位置也不得替代真实定位采集。</w:t>
       </w:r>
     </w:p>
     <w:sectPr>

--- a/docs/maintenance/AI开发项目_新聊天启动说明.docx
+++ b/docs/maintenance/AI开发项目_新聊天启动说明.docx
@@ -5657,6 +5657,39 @@
     <w:p>
       <w:r>
         <w:t>接手后先只读核对 Git、唯一 PhoneWeb.bundle、v1012／1.0.133 版本以及 890／890 回归。Mac 编译与真实 iPhone 验收尚未完成；定位后台晚到并不等于前台权限失败，家庭位置也不得替代真实定位采集。</w:t>
+      </w:r>
+    </w:p>
+    <w:p>
+      <w:pPr>
+        <w:pStyle w:val="Heading1"/>
+      </w:pPr>
+      <w:r>
+        <w:t>新聊天接手状态｜公开 North 5.6 透明审核修复候选（2026-08-21）</w:t>
+      </w:r>
+    </w:p>
+    <w:p>
+      <w:r>
+        <w:t>公开 North 的被拒源码已隔离导入 native/public-north-review，候选版本仍为 1.0，所有 Target 构建号为 5。它只包含本机 Screen Time 管理和公开的角色远程管理，不包含私人小手机网页；不得用 native/private-small-phone 或当前私人安装包覆盖。</w:t>
+      </w:r>
+    </w:p>
+    <w:p>
+      <w:r>
+        <w:t>审核方案已落地为永久演示登录＋预创建 North Review Role＋每次十分钟一次性配对码。正式控制台 URL 为 https://fenglina35-dotcom.github.io/phone/north-support.html?role-controller=1；账号和密码只填 App Store Connect Review Notes，仓库模板必须保持占位符。</w:t>
+      </w:r>
+    </w:p>
+    <w:p>
+      <w:r>
+        <w:t>服务端新增迁移 202608210001_north_review_portal.sql，但当前尚未部署到公开 North 使用的旧业务项目，也尚未创建实际审核 Auth 用户和角色映射。接手后不得先提交 App 审核；应按 docs/north-app-review-deployment.md 完成云端、账号和真机闭环。</w:t>
+      </w:r>
+    </w:p>
+    <w:p>
+      <w:r>
+        <w:t>Mac 下一步：打开 native/public-north-review/PhoneCompanionTest/PhoneCompanionTest.xcodeproj，核对签名和全部五个 Target，编译安装构建 5；在干净 iPhone 完成授权、选择 App、控制台配对、上传、刷新、锁定、解锁和 15 分钟限额，并逐项等待设备回执。Windows 的专项通过不能代替这些结果。</w:t>
+      </w:r>
+    </w:p>
+    <w:p>
+      <w:r>
+        <w:t>不可破坏：私人 App 与公开 North 隔离、短时一次性配对、角色／设备秘密分离、服务器排队与设备完成分离、Support／Privacy／Controller 不被应用 Shell 替换、位置与健康数据不返回审核控制台，以及现有 v1018 并行工作。完整回归当前 908／910，两个既有失败不属于公开 North 修复。</w:t>
       </w:r>
     </w:p>
     <w:sectPr>

--- a/docs/maintenance/AI开发项目_新聊天启动说明.docx
+++ b/docs/maintenance/AI开发项目_新聊天启动说明.docx
@@ -5690,6 +5690,34 @@
     <w:p>
       <w:r>
         <w:t>不可破坏：私人 App 与公开 North 隔离、短时一次性配对、角色／设备秘密分离、服务器排队与设备完成分离、Support／Privacy／Controller 不被应用 Shell 替换、位置与健康数据不返回审核控制台，以及现有 v1018 并行工作。完整回归当前 908／910，两个既有失败不属于公开 North 修复。</w:t>
+      </w:r>
+    </w:p>
+    <w:p>
+      <w:pPr>
+        <w:pStyle w:val="Heading1"/>
+      </w:pPr>
+      <w:r>
+        <w:t>新聊天接手状态｜公开 North 审核云端完成（2026-08-21）</w:t>
+      </w:r>
+    </w:p>
+    <w:p>
+      <w:r>
+        <w:t>202608210001_north_review_portal.sql 已部署并登记到 lkhlyfpssmrjkkzhuzag；不要再部署到邀请码项目 lovbzibismsjqvjujilz，也不要把公开审核数据迁入私人伴生云 qvuahlqimcfgeoetosnl。旧 North 的配对表和 RPC 已在线核验可用。</w:t>
+      </w:r>
+    </w:p>
+    <w:p>
+      <w:r>
+        <w:t>远端曾发现 Supabase 默认权限直接给 anon EXECUTE，现已修正为三个审核 RPC 明确撤销 PUBLIC 与 anon，只允许 authenticated。线上 has_function_privilege 复验全部符合预期。</w:t>
+      </w:r>
+    </w:p>
+    <w:p>
+      <w:r>
+        <w:t>永久审核 Auth 用户、预建 North Review Role 和随机目标已创建，密码只在 Windows 凭据管理器 North App Review:lkhlyfpssmrjkkzhuzag 中。不要把邮箱或密码提交到 Git；仅在最终 App Store Connect Review Notes 中填写。</w:t>
+      </w:r>
+    </w:p>
+    <w:p>
+      <w:r>
+        <w:t>下一步必须在 Mac 编译构建 5，并用干净 iPhone 完成授权、选 App、配对、真实数据上传、刷新、锁定、解锁和 15 分钟限额回执。当前云端 session 显示 linked=false，只有真机配对完成后才能变为 true。</w:t>
       </w:r>
     </w:p>
     <w:sectPr>

--- a/docs/maintenance/AI开发项目_新聊天启动说明.docx
+++ b/docs/maintenance/AI开发项目_新聊天启动说明.docx
@@ -5718,6 +5718,44 @@
     <w:p>
       <w:r>
         <w:t>下一步必须在 Mac 编译构建 5，并用干净 iPhone 完成授权、选 App、配对、真实数据上传、刷新、锁定、解锁和 15 分钟限额回执。当前云端 session 显示 linked=false，只有真机配对完成后才能变为 true。</w:t>
+      </w:r>
+    </w:p>
+    <w:p>
+      <w:r>
+        <w:br w:type="page"/>
+      </w:r>
+    </w:p>
+    <w:p>
+      <w:r>
+        <w:rPr>
+          <w:b/>
+        </w:rPr>
+        <w:t>v1029｜真实外卖与角色钱包交接（2026-08-21）</w:t>
+      </w:r>
+    </w:p>
+    <w:p>
+      <w:r>
+        <w:t>当前候选基线：网页 v1029；私人 iOS 1.0.150（150）；原生桥 25；分支 main。真实外卖组件、外卖 UI、共享资源清单和 PhoneWeb.bundle 已同步。</w:t>
+      </w:r>
+    </w:p>
+    <w:p>
+      <w:r>
+        <w:t>真实外卖默认关闭，关闭时继续使用原虚拟外卖。开启后，外卖软件和角色只走真实连接器；连接失败绝不回退虚拟。两个总开关分别控制真实外卖和角色自动付款，后者不能脱离前者开启。每角色外卖钱包默认单笔 ¥100、每日 ¥200，均可由用户调整；只有 paid 回执才扣额度。</w:t>
+      </w:r>
+    </w:p>
+    <w:p>
+      <w:r>
+        <w:t>真实订单可在外卖软件查看待付款、商家接单、备餐、骑手取餐、配送中和送达等平台状态。前台同步已完成；完全退出 App 的即时提醒仍需要生产连接器 Webhook 接入 APNs。角色提醒由真实模型按人设生成，没有固定角色话术。</w:t>
+      </w:r>
+    </w:p>
+    <w:p>
+      <w:r>
+        <w:t>自动复核 934/934 通过，手机尺寸浏览器视觉与交互复核通过。尚未完成：淘宝闪购／美团外卖正式授权、微信／支付宝代扣授权、生产 HTTPS 连接器部署、真实小额订单与退款联调、Mac 编译签名、覆盖安装和真实 iPhone 验证。未配置连接器时不得声称能实际付款。</w:t>
+      </w:r>
+    </w:p>
+    <w:p>
+      <w:r>
+        <w:t>下一步优先：由合法主体确认可用的平台合作／聚合渠道和支付代扣资质，按 DELIVERY_CONNECTOR_SETUP.md 部署连接器；再在 Mac 全新目录编译 1.0.150（150），覆盖安装，核对网页 v1029／私人 iOS 1.0.150／原生桥 25，先做无支付搜索和待付款单，再用极小额度验证支付、状态、退款和提醒。</w:t>
       </w:r>
     </w:p>
     <w:sectPr>

--- a/docs/maintenance/AI开发项目_新聊天启动说明.docx
+++ b/docs/maintenance/AI开发项目_新聊天启动说明.docx
@@ -5756,6 +5756,39 @@
     <w:p>
       <w:r>
         <w:t>下一步优先：由合法主体确认可用的平台合作／聚合渠道和支付代扣资质，按 DELIVERY_CONNECTOR_SETUP.md 部署连接器；再在 Mac 全新目录编译 1.0.150（150），覆盖安装，核对网页 v1029／私人 iOS 1.0.150／原生桥 25，先做无支付搜索和待付款单，再用极小额度验证支付、状态、退款和提醒。</w:t>
+      </w:r>
+    </w:p>
+    <w:p>
+      <w:r>
+        <w:br w:type="page"/>
+      </w:r>
+    </w:p>
+    <w:p>
+      <w:r>
+        <w:rPr>
+          <w:b/>
+        </w:rPr>
+        <w:t>v1029｜微信首页视觉热修交接（2026-08-21）</w:t>
+      </w:r>
+    </w:p>
+    <w:p>
+      <w:r>
+        <w:t>线上 v1029 额外包含微信首页视觉热修，缓存标识 v1029-wechat-home-1。该提交从干净 origin/main 隔离生成，不包含另一个工作区正在开发的 v1030 外卖结算、时区缓存或其他未提交内容。</w:t>
+      </w:r>
+    </w:p>
+    <w:p>
+      <w:r>
+        <w:t>微信第一个页面已完成夜间／白天模式、固定居中标题、29px 加号、顶部和底部磨砂透视、搜索与 Windows 登录条、聊天灰阶、置顶行色差，以及四个底栏线框／绿色实心选中态。标题小耳朵和模拟消息红点均已移除。</w:t>
+      </w:r>
+    </w:p>
+    <w:p>
+      <w:r>
+        <w:t>正式聊天、联系人、角色群、小手机真人好友／群聊、朋友圈、角色回复、后台通知和外置语音配置没有被替换或清空。私人 PhoneWeb.bundle 已由清单脚本同步同一实现。</w:t>
+      </w:r>
+    </w:p>
+    <w:p>
+      <w:r>
+        <w:t>干净基线自动复核 934/934 通过，390×844 浏览器视觉和滚动坐标复核通过。尚未完成 Mac 编译、签名和真实 iPhone 验证；后续若继续改第二个页面，仍需在当前并行工作基础上谨慎合并本提交。</w:t>
       </w:r>
     </w:p>
     <w:sectPr>

--- a/docs/maintenance/AI开发项目_新聊天启动说明.docx
+++ b/docs/maintenance/AI开发项目_新聊天启动说明.docx
@@ -5789,6 +5789,39 @@
     <w:p>
       <w:r>
         <w:t>干净基线自动复核 934/934 通过，390×844 浏览器视觉和滚动坐标复核通过。尚未完成 Mac 编译、签名和真实 iPhone 验证；后续若继续改第二个页面，仍需在当前并行工作基础上谨慎合并本提交。</w:t>
+      </w:r>
+    </w:p>
+    <w:p>
+      <w:r>
+        <w:br w:type="page"/>
+      </w:r>
+    </w:p>
+    <w:p>
+      <w:r>
+        <w:rPr>
+          <w:b/>
+        </w:rPr>
+        <w:t>v1031｜微信首页可见更新交接（2026-08-21）</w:t>
+      </w:r>
+    </w:p>
+    <w:p>
+      <w:r>
+        <w:t>当前网页发布基线为 v1031，私人 iOS 仍为 1.0.150（150），原生桥 25。v1031 的用户可见名称是“微信首页视觉升级”；v1029 的“真实外卖与角色钱包”仍作为其前置基线保留。</w:t>
+      </w:r>
+    </w:p>
+    <w:p>
+      <w:r>
+        <w:t>本次解决了已在 v1029 的设备无法收到微信视觉更新提示的问题。缓存标识 v1031-wechat-home-1，shell cache north-shell-v1031，并已同步入口页、修复页和私人 PhoneWeb.bundle。</w:t>
+      </w:r>
+    </w:p>
+    <w:p>
+      <w:r>
+        <w:t>另一工作区的 v1030 真实外卖支付回执闭环不在本发布中。该工作后续上线时必须合入 v1031 基线并改用更高网页版本，不能将线上从 v1031 降回 v1030。</w:t>
+      </w:r>
+    </w:p>
+    <w:p>
+      <w:r>
+        <w:t>Windows Node 自动复核 934/934 通过。Mac 编译、签名和真实 iPhone 验证仍未完成。</w:t>
       </w:r>
     </w:p>
     <w:sectPr>

--- a/docs/maintenance/AI开发项目_新聊天启动说明.docx
+++ b/docs/maintenance/AI开发项目_新聊天启动说明.docx
@@ -5822,6 +5822,39 @@
     <w:p>
       <w:r>
         <w:t>Windows Node 自动复核 934/934 通过。Mac 编译、签名和真实 iPhone 验证仍未完成。</w:t>
+      </w:r>
+    </w:p>
+    <w:p>
+      <w:r>
+        <w:br w:type="page"/>
+      </w:r>
+    </w:p>
+    <w:p>
+      <w:r>
+        <w:rPr>
+          <w:b/>
+        </w:rPr>
+        <w:t>v1031｜私人 iOS 1.0.152 交付交接（2026-08-21）</w:t>
+      </w:r>
+    </w:p>
+    <w:p>
+      <w:r>
+        <w:t>当前交付版本：网页 v1031；私人 iOS 1.0.152（152）；原生桥 25。远端 main 已包含 v1031 微信首页；私人安装包从同一干净基线生成。</w:t>
+      </w:r>
+    </w:p>
+    <w:p>
+      <w:r>
+        <w:t>唯一交付物：delivery-v1031/SmallPhone_v1031_WeChatHome_iOS152_MacReady.zip；176 个文件；SHA-256 99030991a41c420b4f531c49c2492fdfd29365a05b2888051d2090c4ed314195。</w:t>
+      </w:r>
+    </w:p>
+    <w:p>
+      <w:r>
+        <w:t>本包不含并行 v1030 支付回执闭环。其他工作区若要制作后续私人包，必须先同步包含 v1031 的 main，并使用高于 v1031／1.0.152 的新版本，不得降版。</w:t>
+      </w:r>
+    </w:p>
+    <w:p>
+      <w:r>
+        <w:t>Windows 自动复核 934/934 通过。Mac 编译、签名和真实 iPhone 覆盖安装未完成。</w:t>
       </w:r>
     </w:p>
     <w:sectPr>

--- a/docs/maintenance/AI开发项目_新聊天启动说明.docx
+++ b/docs/maintenance/AI开发项目_新聊天启动说明.docx
@@ -5756,6 +5756,44 @@
     <w:p>
       <w:r>
         <w:t>下一步优先：由合法主体确认可用的平台合作／聚合渠道和支付代扣资质，按 DELIVERY_CONNECTOR_SETUP.md 部署连接器；再在 Mac 全新目录编译 1.0.150（150），覆盖安装，核对网页 v1029／私人 iOS 1.0.150／原生桥 25，先做无支付搜索和待付款单，再用极小额度验证支付、状态、退款和提醒。</w:t>
+      </w:r>
+    </w:p>
+    <w:p>
+      <w:r>
+        <w:br w:type="page"/>
+      </w:r>
+    </w:p>
+    <w:p>
+      <w:r>
+        <w:rPr>
+          <w:b/>
+        </w:rPr>
+        <w:t>v1030｜真实外卖支付回执闭环交接（2026-08-21）</w:t>
+      </w:r>
+    </w:p>
+    <w:p>
+      <w:r>
+        <w:t>当前候选基线：网页 v1030；私人 iOS 1.0.151（151）；原生桥 25；分支 main。真实外卖默认关闭；关闭时保留原虚拟外卖，开启后失败绝不回退虚拟。</w:t>
+      </w:r>
+    </w:p>
+    <w:p>
+      <w:r>
+        <w:t>本版已补齐异步 paid 后只扣一次角色额度、refunded 后只返还一次、持久幂等请求号、本人确认地址、付款链接协议白名单和状态防倒退。角色可见话术仍由角色模型依据真实结果和人设生成，没有固定角色台词。</w:t>
+      </w:r>
+    </w:p>
+    <w:p>
+      <w:r>
+        <w:t>自动复核 935/935 通过。Windows 未执行 Mac 编译、签名、覆盖安装或真实 iPhone 验证；未取得淘宝闪购/美团正式搜索下单和微信/支付宝授权，也未部署生产连接器、真实支付、退款或完全退出 App 后的 Webhook/APNs 状态提醒。</w:t>
+      </w:r>
+    </w:p>
+    <w:p>
+      <w:r>
+        <w:t>交付规则：每次只生成并发送一个最新 ZIP。v1030 包应只有一个顶层目录、完整 Xcode 工程、一个 PhoneWeb.bundle/index.html、无嵌套 ZIP、无缓存预览和旧安装说明；根部只保留请在Mac编译前先读.md与第一百五十一次安装说明。</w:t>
+      </w:r>
+    </w:p>
+    <w:p>
+      <w:r>
+        <w:t>下一步现实动作：合法主体先按 DELIVERY_CONNECTOR_SETUP.md 完成平台合作和支付授权并部署 HTTPS 连接器；随后在 Mac 全新目录编译 1.0.151（151），覆盖安装且不卸载旧 App，核对 v1030/1.0.151/桥25，再按安装说明使用极小金额验证待付款、异步 paid、退款和状态提醒。</w:t>
       </w:r>
     </w:p>
     <w:sectPr>

--- a/docs/maintenance/AI开发项目_新聊天启动说明.docx
+++ b/docs/maintenance/AI开发项目_新聊天启动说明.docx
@@ -5855,6 +5855,44 @@
     <w:p>
       <w:r>
         <w:t>Windows 自动复核 934/934 通过。Mac 编译、签名和真实 iPhone 覆盖安装未完成。</w:t>
+      </w:r>
+    </w:p>
+    <w:p>
+      <w:r>
+        <w:br w:type="page"/>
+      </w:r>
+    </w:p>
+    <w:p>
+      <w:r>
+        <w:rPr>
+          <w:b/>
+        </w:rPr>
+        <w:t>v1037｜微信个人页与好友交互完善交接（2026-08-22）</w:t>
+      </w:r>
+    </w:p>
+    <w:p>
+      <w:r>
+        <w:t>当前候选基线：网页 v1037；私人 iOS 1.0.157（157）；原生桥 25；分支 main。共同生活输入框已恢复原生 textarea，微信“我”页整套页面、二维码/扫一扫、服务与模拟钱包、收藏、朋友圈相册、微信设置和账号切换均已完成。</w:t>
+      </w:r>
+    </w:p>
+    <w:p>
+      <w:r>
+        <w:t>附近好友支持混合性格刷新和统一灰色匿名头像；聊天心情气泡与“让ta回”保留，整条分隔背景移除；小手机群聊和新建群聊随微信黑白主题变化。听一听、搜一搜和云程返回路径保持在微信内部。</w:t>
+      </w:r>
+    </w:p>
+    <w:p>
+      <w:r>
+        <w:t>自动复核 944/944 通过，私人 PhoneWeb.bundle 已重新同步。Windows 未执行 Mac 编译、签名、覆盖安装或真实 iPhone 验证；相机扫码、系统键盘、语音重复播放、长列表滚动和前后台状态仍需在真机完成。</w:t>
+      </w:r>
+    </w:p>
+    <w:p>
+      <w:r>
+        <w:t>交付规则：每次只生成并发送一个最新 ZIP。v1037 包应只有一个顶层目录、完整 Xcode 工程、一个 PhoneWeb.bundle/index.html、无嵌套 ZIP、无缓存预览和旧安装说明；根部只保留请在Mac编译前先读.md与第一百五十七次安装说明。</w:t>
+      </w:r>
+    </w:p>
+    <w:p>
+      <w:r>
+        <w:t>下一步现实动作：在 Mac 全新目录解压，打开 PhoneCompanionTest.xcodeproj，选择自己的签名团队后覆盖安装且不要卸载旧 App；核对网页 v1037、私人 iOS 1.0.157（157）和原生桥 25，再按安装说明验证共同生活输入、扫码、收藏、相册删除、附近好友、群聊主题、返回路径与滚动稳定性。 同时验证真实外卖订单卡片、本人付款入口和配送状态刷新。</w:t>
       </w:r>
     </w:p>
     <w:sectPr>

--- a/docs/maintenance/AI开发项目_新聊天启动说明.docx
+++ b/docs/maintenance/AI开发项目_新聊天启动说明.docx
@@ -5855,44 +5855,6 @@
     <w:p>
       <w:r>
         <w:t>Windows 自动复核 934/934 通过。Mac 编译、签名和真实 iPhone 覆盖安装未完成。</w:t>
-      </w:r>
-    </w:p>
-    <w:p>
-      <w:r>
-        <w:br w:type="page"/>
-      </w:r>
-    </w:p>
-    <w:p>
-      <w:r>
-        <w:rPr>
-          <w:b/>
-        </w:rPr>
-        <w:t>v1037｜微信个人页与好友交互完善交接（2026-08-22）</w:t>
-      </w:r>
-    </w:p>
-    <w:p>
-      <w:r>
-        <w:t>当前候选基线：网页 v1037；私人 iOS 1.0.157（157）；原生桥 25；分支 main。共同生活输入框已恢复原生 textarea，微信“我”页整套页面、二维码/扫一扫、服务与模拟钱包、收藏、朋友圈相册、微信设置和账号切换均已完成。</w:t>
-      </w:r>
-    </w:p>
-    <w:p>
-      <w:r>
-        <w:t>附近好友支持混合性格刷新和统一灰色匿名头像；聊天心情气泡与“让ta回”保留，整条分隔背景移除；小手机群聊和新建群聊随微信黑白主题变化。听一听、搜一搜和云程返回路径保持在微信内部。</w:t>
-      </w:r>
-    </w:p>
-    <w:p>
-      <w:r>
-        <w:t>自动复核 944/944 通过，私人 PhoneWeb.bundle 已重新同步。Windows 未执行 Mac 编译、签名、覆盖安装或真实 iPhone 验证；相机扫码、系统键盘、语音重复播放、长列表滚动和前后台状态仍需在真机完成。</w:t>
-      </w:r>
-    </w:p>
-    <w:p>
-      <w:r>
-        <w:t>交付规则：每次只生成并发送一个最新 ZIP。v1037 包应只有一个顶层目录、完整 Xcode 工程、一个 PhoneWeb.bundle/index.html、无嵌套 ZIP、无缓存预览和旧安装说明；根部只保留请在Mac编译前先读.md与第一百五十七次安装说明。</w:t>
-      </w:r>
-    </w:p>
-    <w:p>
-      <w:r>
-        <w:t>下一步现实动作：在 Mac 全新目录解压，打开 PhoneCompanionTest.xcodeproj，选择自己的签名团队后覆盖安装且不要卸载旧 App；核对网页 v1037、私人 iOS 1.0.157（157）和原生桥 25，再按安装说明验证共同生活输入、扫码、收藏、相册删除、附近好友、群聊主题、返回路径与滚动稳定性。 同时验证真实外卖订单卡片、本人付款入口和配送状态刷新。</w:t>
       </w:r>
     </w:p>
     <w:sectPr>

--- a/docs/maintenance/AI开发项目_新聊天启动说明.docx
+++ b/docs/maintenance/AI开发项目_新聊天启动说明.docx
@@ -5855,6 +5855,34 @@
     <w:p>
       <w:r>
         <w:t>Windows 自动复核 934/934 通过。Mac 编译、签名和真实 iPhone 覆盖安装未完成。</w:t>
+      </w:r>
+    </w:p>
+    <w:p>
+      <w:r>
+        <w:br w:type="page"/>
+      </w:r>
+    </w:p>
+    <w:p>
+      <w:r>
+        <w:rPr>
+          <w:b/>
+        </w:rPr>
+        <w:t>v1045 新聊天交接补充</w:t>
+      </w:r>
+    </w:p>
+    <w:p>
+      <w:r>
+        <w:t>当前真实基线：main，网页 v1045，私人 iOS 1.0.165（165），原生桥 25。整合真实微信运动、约会与角色编辑布局、通话本地图片、亲属卡，以及真实外卖四类偏好、多门店直达、打烊换店和精确商品匹配。</w:t>
+      </w:r>
+    </w:p>
+    <w:p>
+      <w:r>
+        <w:t>自动复核：983/983 通过；Mac 编译、签名和真实 iPhone 验收尚未完成。安装时只使用 SmallPhone_v1045_WeChatStepsDeliveryRoutes_iOS165_MacReady，覆盖安装不要删除旧 App。</w:t>
+      </w:r>
+    </w:p>
+    <w:p>
+      <w:r>
+        <w:t>后续排查不得恢复角色全网自动搜索或绕过真人验证；应先核对已登记路线、营业状态、精确商品和规格。普通聊天、真实模型主副回退、朋友圈、后台通知、通话与外置语音是不可破坏边界。</w:t>
       </w:r>
     </w:p>
     <w:sectPr>

--- a/docs/maintenance/AI开发项目_新聊天启动说明.docx
+++ b/docs/maintenance/AI开发项目_新聊天启动说明.docx
@@ -5883,6 +5883,44 @@
     <w:p>
       <w:r>
         <w:t>后续排查不得恢复角色全网自动搜索或绕过真人验证；应先核对已登记路线、营业状态、精确商品和规格。普通聊天、真实模型主副回退、朋友圈、后台通知、通话与外置语音是不可破坏边界。</w:t>
+      </w:r>
+    </w:p>
+    <w:p>
+      <w:r>
+        <w:br w:type="page"/>
+      </w:r>
+    </w:p>
+    <w:p>
+      <w:r>
+        <w:rPr>
+          <w:b/>
+        </w:rPr>
+        <w:t>v1048｜发布与私人主同步交接（2026-08-23）</w:t>
+      </w:r>
+    </w:p>
+    <w:p>
+      <w:r>
+        <w:t>当前发布目标：网页 v1048；私人 iOS 1.0.166（166）；原生桥 25；分支 main。v1048 必须包含 v1047 已上线内容、真实外卖换店/偏好、42px 聊天头像和私人主设备云镜像。</w:t>
+      </w:r>
+    </w:p>
+    <w:p>
+      <w:r>
+        <w:t>私人 App 是云同步主设备。私人端与网页端填同一云地址、Key 和云ID；私人端保存后上传更高 revision，网页启动或回前台只读取更高的私人 revision。网页发现本地改动时先保留并提示，不会自动上传覆盖私人版本。</w:t>
+      </w:r>
+    </w:p>
+    <w:p>
+      <w:r>
+        <w:t>旧云ID恢复仍可手动使用。首次绑定不自动覆盖；应用私人镜像前保存网页撤回快照。聊天、角色、记忆、朋友圈、钱包和设置会同步，原生大视频与系统媒体原文件不在网页镜像范围内。</w:t>
+      </w:r>
+    </w:p>
+    <w:p>
+      <w:r>
+        <w:t>真实外卖仍只自动执行到支付前：平台真实验证码必须由本人完成，支付也由本人确认。第一家打烊会检查下一家，最多三家；全部打烊、金额不足或验证超时要明确结束，不能无限循环。</w:t>
+      </w:r>
+    </w:p>
+    <w:p>
+      <w:r>
+        <w:t>发布前要求：全量 Node 测试通过；只有一个最新 MacReady ZIP；包内一个 PhoneWeb.bundle/index.html，无嵌套 ZIP、缓存、预览图和旧安装说明。Windows 复核不能替代 Mac 编译、签名与真机验证，未完成项必须如实报告。</w:t>
       </w:r>
     </w:p>
     <w:sectPr>

--- a/docs/maintenance/AI开发项目_新聊天启动说明.docx
+++ b/docs/maintenance/AI开发项目_新聊天启动说明.docx
@@ -5921,6 +5921,39 @@
     <w:p>
       <w:r>
         <w:t>发布前要求：全量 Node 测试通过；只有一个最新 MacReady ZIP；包内一个 PhoneWeb.bundle/index.html，无嵌套 ZIP、缓存、预览图和旧安装说明。Windows 复核不能替代 Mac 编译、签名与真机验证，未完成项必须如实报告。</w:t>
+      </w:r>
+    </w:p>
+    <w:p>
+      <w:r>
+        <w:br w:type="page"/>
+      </w:r>
+    </w:p>
+    <w:p>
+      <w:r>
+        <w:rPr>
+          <w:b/>
+        </w:rPr>
+        <w:t>v1069／私人 1.0.193 接手说明（2026-08-25）</w:t>
+      </w:r>
+    </w:p>
+    <w:p>
+      <w:r>
+        <w:t>当前候选：网页核心 v1069、私人 iOS 1.0.193（193）、原生桥 25。只处理私人 App 的 WebContent 恢复、存储明细大值扫描和图片内存缓存；不要修改公开网页行为。Windows 1065／1065 通过，Mac 编译、签名与本包真机验证未完成。</w:t>
+      </w:r>
+    </w:p>
+    <w:p>
+      <w:r>
+        <w:t>第一步必须在 Mac 全新目录完整解压本次安装包，打开 PhoneCompanionTest.xcodeproj 编译签名并覆盖安装到原 iPhone；先确认版本页是 v1069／1.0.193／原生桥25，不能用 v1069／1.0.192 的旧安装结果代替。</w:t>
+      </w:r>
+    </w:p>
+    <w:p>
+      <w:r>
+        <w:t>真机先连续点击和切换页面，再打开一次存储占用明细，观察至少 15 分钟温度、触摸、白屏和屏保跳转；随后后台放置并复测通知入聊。若 WebContent 再终止，应只延迟恢复一次，第二次停止而不是循环。</w:t>
+      </w:r>
+    </w:p>
+    <w:p>
+      <w:r>
+        <w:t>必须冒烟保护普通微信、朋友圈真实回复、后台 APNs 与聊天落库、真实电量/位置/健康/屏幕时间、通话、外置语音配置和共同相册。禁止假角色回复、假设备结果、清理用户数据或以 Windows 测试冒充真机通过。</w:t>
       </w:r>
     </w:p>
     <w:sectPr>

--- a/docs/maintenance/AI开发项目_新聊天启动说明.docx
+++ b/docs/maintenance/AI开发项目_新聊天启动说明.docx
@@ -5954,6 +5954,34 @@
     <w:p>
       <w:r>
         <w:t>必须冒烟保护普通微信、朋友圈真实回复、后台 APNs 与聊天落库、真实电量/位置/健康/屏幕时间、通话、外置语音配置和共同相册。禁止假角色回复、假设备结果、清理用户数据或以 Windows 测试冒充真机通过。</w:t>
+      </w:r>
+    </w:p>
+    <w:p>
+      <w:r>
+        <w:br w:type="page"/>
+      </w:r>
+    </w:p>
+    <w:p>
+      <w:r>
+        <w:rPr>
+          <w:b/>
+        </w:rPr>
+        <w:t>v1070／私人 1.0.194 接手说明（2026-08-25）</w:t>
+      </w:r>
+    </w:p>
+    <w:p>
+      <w:r>
+        <w:t>当前候选必须显示网页核心 v1070、私人 iOS 1.0.194（194）、原生桥 25。v1069／1.0.193 是保留的上一候选，不得把两者写成同一个安装结果。</w:t>
+      </w:r>
+    </w:p>
+    <w:p>
+      <w:r>
+        <w:t>本次仅做版本纠正；私人 App 的 WebContent 恢复与内存边界沿用上一候选实现。接手后先核对包内壳层、Bundle、iOS 构建和 SHA，再在 Mac 全新目录编译并覆盖安装到真实 iPhone。</w:t>
+      </w:r>
+    </w:p>
+    <w:p>
+      <w:r>
+        <w:t>禁止为了版本升级触碰普通微信、朋友圈、后台通知、真实数据、通话、外置语音、共同相册和远控。Windows 测试通过不能写成 Mac 编译或真机已经修好。</w:t>
       </w:r>
     </w:p>
     <w:sectPr>

--- a/docs/maintenance/AI开发项目_新聊天启动说明.docx
+++ b/docs/maintenance/AI开发项目_新聊天启动说明.docx
@@ -5982,6 +5982,39 @@
     <w:p>
       <w:r>
         <w:t>禁止为了版本升级触碰普通微信、朋友圈、后台通知、真实数据、通话、外置语音、共同相册和远控。Windows 测试通过不能写成 Mac 编译或真机已经修好。</w:t>
+      </w:r>
+    </w:p>
+    <w:p>
+      <w:r>
+        <w:br w:type="page"/>
+      </w:r>
+    </w:p>
+    <w:p>
+      <w:r>
+        <w:rPr>
+          <w:b/>
+        </w:rPr>
+        <w:t>v1079｜新聊天接手说明（2026-08-27）</w:t>
+      </w:r>
+    </w:p>
+    <w:p>
+      <w:r>
+        <w:t>当前候选：网页 v1079；私人 iOS 1.0.204（204）；原生桥 25。先核对远端提交、ZIP SHA-256、根/私人 app.js 哈希和大量未跟踪资料保护状态。</w:t>
+      </w:r>
+    </w:p>
+    <w:p>
+      <w:r>
+        <w:t>图文照片卡只有在图片生成未开启或配置不可用时作为角色回退；配置有效时必须继续真实生图。用户“图文描述”始终作为图片事实入聊。长描述不得截断。</w:t>
+      </w:r>
+    </w:p>
+    <w:p>
+      <w:r>
+        <w:t>吃货豆红包真实验收已成功抵扣 ¥5，但没有下单或付款。后续若平台流程变化，必须保持兑换失败或状态不确定时停止，最终付款仍只由用户本人完成。</w:t>
+      </w:r>
+    </w:p>
+    <w:p>
+      <w:r>
+        <w:t>Windows 自动测试和 ZIP 结构校验不能写成 Mac 编译、签名或真实 iPhone 已通过；普通角色回复、朋友圈、后台通知、远控字幕和外置语音配置继续作为发布保护线。</w:t>
       </w:r>
     </w:p>
     <w:sectPr>

--- a/docs/maintenance/AI开发项目_新聊天启动说明.docx
+++ b/docs/maintenance/AI开发项目_新聊天启动说明.docx
@@ -6010,6 +6010,39 @@
     <w:p>
       <w:r>
         <w:t>吃货豆红包真实验收已成功抵扣 ¥5，但没有下单或付款。后续若平台流程变化，必须保持兑换失败或状态不确定时停止，最终付款仍只由用户本人完成。</w:t>
+      </w:r>
+    </w:p>
+    <w:p>
+      <w:r>
+        <w:t>Windows 自动测试和 ZIP 结构校验不能写成 Mac 编译、签名或真实 iPhone 已通过；普通角色回复、朋友圈、后台通知、远控字幕和外置语音配置继续作为发布保护线。</w:t>
+      </w:r>
+    </w:p>
+    <w:p>
+      <w:r>
+        <w:br w:type="page"/>
+      </w:r>
+    </w:p>
+    <w:p>
+      <w:r>
+        <w:rPr>
+          <w:b/>
+        </w:rPr>
+        <w:t>v1080｜新聊天接手说明（2026-08-27）</w:t>
+      </w:r>
+    </w:p>
+    <w:p>
+      <w:r>
+        <w:t>当前候选：网页 v1080；私人 iOS 1.0.205（205）；原生桥 25。先核对远端提交、ZIP SHA-256、根/私人 delivery.js 哈希和大量未跟踪资料保护状态。</w:t>
+      </w:r>
+    </w:p>
+    <w:p>
+      <w:r>
+        <w:t>真实外卖成功后必须同时具备真实订单卡片和角色本人第一人称自然回执；回执可因忙碌延后，但不能作为普通主动消息丢弃，也不能用固定系统台词冒充角色。</w:t>
+      </w:r>
+    </w:p>
+    <w:p>
+      <w:r>
+        <w:t>pending_payment 只能说已经点好或下单，不能说已经付款。角色不能命令或催促用户付款，只有平台 paid 或后续配送状态才允许说明已付。</w:t>
       </w:r>
     </w:p>
     <w:p>

--- a/docs/maintenance/AI开发项目_新聊天启动说明.docx
+++ b/docs/maintenance/AI开发项目_新聊天启动说明.docx
@@ -6048,6 +6048,39 @@
     <w:p>
       <w:r>
         <w:t>Windows 自动测试和 ZIP 结构校验不能写成 Mac 编译、签名或真实 iPhone 已通过；普通角色回复、朋友圈、后台通知、远控字幕和外置语音配置继续作为发布保护线。</w:t>
+      </w:r>
+    </w:p>
+    <w:p>
+      <w:r>
+        <w:br w:type="page"/>
+      </w:r>
+    </w:p>
+    <w:p>
+      <w:r>
+        <w:rPr>
+          <w:b/>
+        </w:rPr>
+        <w:t>v1081｜新聊天接手说明（2026-08-27）</w:t>
+      </w:r>
+    </w:p>
+    <w:p>
+      <w:r>
+        <w:t>当前候选：网页 v1081；私人 iOS 1.0.206（206）；原生桥 25。先核对远端提交、ZIP SHA-256、根/私人 delivery.js 哈希和大量未跟踪资料保护状态。</w:t>
+      </w:r>
+    </w:p>
+    <w:p>
+      <w:r>
+        <w:t>自然句“品牌的商品，规格”在当前点单回合可以直接启动并补全模型残缺动作；这是一条通用解析规则，不是百分茶特例。历史陈述、明确拒绝和评价询问不能触发。</w:t>
+      </w:r>
+    </w:p>
+    <w:p>
+      <w:r>
+        <w:t>KFC 首页默认套餐当前识别“【夜宵专享】吃堡堡4件套”，首页已有套餐不得店内搜索。九珍果汁饮料/爆汁三柠茶真实规格选择尚未在营业门店验证，必须继续标为待验收。</w:t>
+      </w:r>
+    </w:p>
+    <w:p>
+      <w:r>
+        <w:t>Windows 自动测试和 ZIP 结构校验不能写成 Mac 编译、签名、真实 iPhone 或营业中 KFC 已通过；未跟踪诊断图和用户资料不得清理。</w:t>
       </w:r>
     </w:p>
     <w:sectPr>

--- a/docs/maintenance/AI开发项目_新聊天启动说明.docx
+++ b/docs/maintenance/AI开发项目_新聊天启动说明.docx
@@ -6081,6 +6081,39 @@
     <w:p>
       <w:r>
         <w:t>Windows 自动测试和 ZIP 结构校验不能写成 Mac 编译、签名、真实 iPhone 或营业中 KFC 已通过；未跟踪诊断图和用户资料不得清理。</w:t>
+      </w:r>
+    </w:p>
+    <w:p>
+      <w:r>
+        <w:br w:type="page"/>
+      </w:r>
+    </w:p>
+    <w:p>
+      <w:r>
+        <w:rPr>
+          <w:b/>
+        </w:rPr>
+        <w:t>v1082｜新聊天接手说明（2026-08-27）</w:t>
+      </w:r>
+    </w:p>
+    <w:p>
+      <w:r>
+        <w:t>当前候选：网页 v1082；私人 iOS 1.0.207（207）；原生桥 25。先核对远端提交、ZIP SHA-256、根/私人 app.js 与 delivery.js 哈希，并保护大量未跟踪用户资料。</w:t>
+      </w:r>
+    </w:p>
+    <w:p>
+      <w:r>
+        <w:t>共同生活期间伴生后台普通文字应即时进入线上聊天，不能积压到关闭后集中出现。角色仍知道正在共同生活，不得说成异地、久未见或催回复；共同生活期间后台来电仍受限制。</w:t>
+      </w:r>
+    </w:p>
+    <w:p>
+      <w:r>
+        <w:t>角色每次微信回复前和最终发送前都使用真实后台 Date.now() 的最新值并按角色时区换算；不是聊天上下文时间。允许一至两分钟自然误差，超过两分钟或跳整点必须由真实模型纠正一次，与时间无关时不主动报时。</w:t>
+      </w:r>
+    </w:p>
+    <w:p>
+      <w:r>
+        <w:t>KFC 九珍果汁饮料/爆汁三柠茶真实规格选择仍未在营业门店验收，不能写成已完成。Windows 测试和 ZIP 结构校验不能写成 Mac 编译、签名或真实 iPhone 已通过。</w:t>
       </w:r>
     </w:p>
     <w:sectPr>

--- a/docs/maintenance/AI开发项目_新聊天启动说明.docx
+++ b/docs/maintenance/AI开发项目_新聊天启动说明.docx
@@ -6114,6 +6114,39 @@
     <w:p>
       <w:r>
         <w:t>KFC 九珍果汁饮料/爆汁三柠茶真实规格选择仍未在营业门店验收，不能写成已完成。Windows 测试和 ZIP 结构校验不能写成 Mac 编译、签名或真实 iPhone 已通过。</w:t>
+      </w:r>
+    </w:p>
+    <w:p>
+      <w:r>
+        <w:br w:type="page"/>
+      </w:r>
+    </w:p>
+    <w:p>
+      <w:r>
+        <w:rPr>
+          <w:b/>
+        </w:rPr>
+        <w:t>v1090｜新聊天接手说明（2026-08-27）</w:t>
+      </w:r>
+    </w:p>
+    <w:p>
+      <w:r>
+        <w:t>当前候选：网页 v1090；私人 iOS 1.0.215（215）；原生桥 25。接手时先核对远端提交、安装包 SHA-256、根/私人 app.js 与 delivery.js 哈希，以及大量未跟踪资料保护状态。</w:t>
+      </w:r>
+    </w:p>
+    <w:p>
+      <w:r>
+        <w:t>自然外卖自由选择请求先让角色本人决定；角色若已经明确答应去找或去点，同一回合必须生成具体门店、具体商品并保留用户明确规格。第一次动作无效只严格纠正一次，仍失败就明确停止且不连接后台。</w:t>
+      </w:r>
+    </w:p>
+    <w:p>
+      <w:r>
+        <w:t>不得把普通聊天、历史陈述、拒绝或非食品安排变成外卖；不得用固定角色台词兜底，也不得以自动化测试代替真实平台、真实付款或营业门店验收。</w:t>
+      </w:r>
+    </w:p>
+    <w:p>
+      <w:r>
+        <w:t>本版浏览器验证仅使用假后端模拟搜索、创建订单与支付调用；没有真实订单。Windows 完整回归和 ZIP 结构/字节校验完成后才可提交发布，Mac 编译签名和真实 iPhone 仍须单独记录。</w:t>
       </w:r>
     </w:p>
     <w:sectPr>

--- a/docs/maintenance/AI开发项目_新聊天启动说明.docx
+++ b/docs/maintenance/AI开发项目_新聊天启动说明.docx
@@ -6147,6 +6147,44 @@
     <w:p>
       <w:r>
         <w:t>本版浏览器验证仅使用假后端模拟搜索、创建订单与支付调用；没有真实订单。Windows 完整回归和 ZIP 结构/字节校验完成后才可提交发布，Mac 编译签名和真实 iPhone 仍须单独记录。</w:t>
+      </w:r>
+    </w:p>
+    <w:p>
+      <w:r>
+        <w:br w:type="page"/>
+      </w:r>
+    </w:p>
+    <w:p>
+      <w:r>
+        <w:rPr>
+          <w:b/>
+        </w:rPr>
+        <w:t>v1091｜新聊天接手说明（2026-08-27）</w:t>
+      </w:r>
+    </w:p>
+    <w:p>
+      <w:r>
+        <w:t>当前候选：网页 v1091；私人 iOS 1.0.216（216）；原生桥 25。接手时先核对远端提交、安装包 SHA-256、根/私人 app.js 哈希、版本缓存键和大量未跟踪资料保护状态。</w:t>
+      </w:r>
+    </w:p>
+    <w:p>
+      <w:r>
+        <w:t>拟人忙碌回复默认按角色独立开关。只有角色可见回复明确说出未来恢复时间才开始；到点前前台与后台均不得生成后丢弃，到点后必须用真实角色模型接住等待消息。不得显示系统忙碌提示、不得固定话术、不得丢失等待消息。</w:t>
+      </w:r>
+    </w:p>
+    <w:p>
+      <w:r>
+        <w:t>时间间隔只依据最新后台时间和可见微信时间线。直接询问必须准确；一到两分钟可容忍；未满一小时不主动抱怨久未回复，满一小时后才允许按人设自然在意。电话、系统和静默行不得污染间隔。</w:t>
+      </w:r>
+    </w:p>
+    <w:p>
+      <w:r>
+        <w:t>录屏/视频导入音乐必须先提取真实音轨并完成持久化回读校验；无声或不支持音轨明确停止。检查播放问题时先区分新导入、旧版原视频记录和实际音轨编码，不得删除用户歌单、歌词或源文件。</w:t>
+      </w:r>
+    </w:p>
+    <w:p>
+      <w:r>
+        <w:t>Windows 自动回归和 ZIP 校验不等于 Mac 编译、签名或真实 iPhone 验收。真机重点是角色实际报时、忙碌截止前零回复、到点后一次可见回复、后台主动任务不浪费额度，以及用户自己的约三分钟录屏可播放。</w:t>
       </w:r>
     </w:p>
     <w:sectPr>
